--- a/policies/build/masters_hco/HCO.PSQ.3_v2_master.docx
+++ b/policies/build/masters_hco/HCO.PSQ.3_v2_master.docx
@@ -998,7 +998,7 @@
           <w:sz w:val="22"/>
           <w:szCs w:val="22"/>
         </w:rPr>
-        <w:t xml:space="preserve">The «Quality Improvement Committee» identifies and monitors key indicators for infection prevention and control activities (cross-reference IPC.6 surveillance). Any indicator mandated by the Government of India or NABH is included. Healthcare-associated infection definitions follow the current CDC National Healthcare Safety Network definitions (CAUTI, CLABSI, SSI, VAP as applicable).</w:t>
+        <w:t xml:space="preserve">The «Quality Improvement Committee» identifies and monitors key indicators for infection prevention and control activities (cross-reference IPC.6 surveillance). Any indicator mandated by the Government of India or NABH is included. Healthcare-associated infection definitions follow the current CDC National Healthcare Safety Network definitions (CAUTI, CLABSI, SSI, VAP as applicable). CDC NHSN is one widely-used source for these definitions; a published Government of India / ICMR / NCDC surveillance definition is an equally valid source — NABH requires one consistent, standard definition, not CDC's specifically.</w:t>
       </w:r>
     </w:p>
     <w:p>
@@ -1022,7 +1022,7 @@
           <w:sz w:val="22"/>
           <w:szCs w:val="22"/>
         </w:rPr>
-        <w:t xml:space="preserve">Method note (from guidebook interpretation): The organisation shall identify and monitor appropriate key performance indicators suitable to it. Any indicator mandated by the Government of India or the National Accreditation Board for Hospitals and Healthcare Providers (NABH) shall be monitored. Some of the indicators that could be monitored include the rate of Catheter Associated Urinary Tract Infection (CAUTI), Central Line Associated Blood Stream Infection (CLABSI), Surgical Site Infection (SSI) and Ventilator Associated Pneumonia (VAP). These indicators are based on available literature or created in accordance with good practice. Every indicator shall have a defined numerator, denominator and multiplier. Where appropriate, the definition of terms shall be provided. In the case of healthcare associated infections, the current surveillance definitions provided by the CDC’s National Healthcare Safety Network definitions shall be used.</w:t>
+        <w:t xml:space="preserve">Method note (from guidebook interpretation): The organisation shall identify and monitor appropriate key performance indicators suitable to it. Any indicator mandated by the Government of India or the National Accreditation Board for Hospitals and Healthcare Providers (NABH) shall be monitored. Some of the indicators that could be monitored include the rate of Catheter Associated Urinary Tract Infection (CAUTI), Central Line Associated Blood Stream Infection (CLABSI), Surgical Site Infection (SSI) and Ventilator Associated Pneumonia (VAP). These indicators are based on available literature or created in accordance with good practice. Every indicator shall have a defined numerator, denominator and multiplier. Where appropriate, the definition of terms shall be provided. In the case of healthcare associated infections, a consistent, standard surveillance definition shall be used — CDC NHSN is one widely-used source, and a published Government of India / ICMR / NCDC surveillance definition is an equally valid source.</w:t>
       </w:r>
     </w:p>
     <w:p>
